--- a/docs/example-literature-review-deliverable.zh-TW.docx
+++ b/docs/example-literature-review-deliverable.zh-TW.docx
@@ -4798,6 +4798,81 @@
       </w:r>
       <w:r>
         <w:t xml:space="preserve"> 串接)。真實交付品會一併 保存原始搜尋輸出。</w:t>
+      </w:r>
+    </w:p>
+    <w:p>
+      <w:pPr>
+        <w:pStyle w:val="ListParagraph"/>
+        <w:numPr>
+          <w:ilvl w:val="0"/>
+          <w:numId w:val="2"/>
+        </w:numPr>
+        <w:spacing w:after="40" w:before="40"/>
+      </w:pPr>
+      <w:r>
+        <w:rPr>
+          <w:b/>
+          <w:bCs/>
+        </w:rPr>
+        <w:t xml:space="preserve">機器可讀的伴隨檔:</w:t>
+      </w:r>
+      <w:r>
+        <w:t xml:space="preserve"> 每份交付品都附 </w:t>
+      </w:r>
+      <w:r>
+        <w:rPr>
+          <w:rFonts w:ascii="Consolas" w:cs="Consolas" w:eastAsia="Consolas" w:hAnsi="Consolas"/>
+          <w:sz w:val="19"/>
+          <w:szCs w:val="19"/>
+        </w:rPr>
+        <w:t xml:space="preserve">&lt;name&gt;.bib</w:t>
+      </w:r>
+      <w:r>
+        <w:t xml:space="preserve">(§8 參考文獻的 BibTeX 匯出)與 </w:t>
+      </w:r>
+      <w:r>
+        <w:rPr>
+          <w:rFonts w:ascii="Consolas" w:cs="Consolas" w:eastAsia="Consolas" w:hAnsi="Consolas"/>
+          <w:sz w:val="19"/>
+          <w:szCs w:val="19"/>
+        </w:rPr>
+        <w:t xml:space="preserve">&lt;name&gt;.gaps.yml</w:t>
+      </w:r>
+      <w:r>
+        <w:t xml:space="preserve">(§5 研究缺口 + §6 開放問題的結構化 匯出,每個缺口帶 </w:t>
+      </w:r>
+      <w:r>
+        <w:rPr>
+          <w:rFonts w:ascii="Consolas" w:cs="Consolas" w:eastAsia="Consolas" w:hAnsi="Consolas"/>
+          <w:sz w:val="19"/>
+          <w:szCs w:val="19"/>
+        </w:rPr>
+        <w:t xml:space="preserve">statement / evidence / closes_via / linked_claim / status</w:t>
+      </w:r>
+      <w:r>
+        <w:t xml:space="preserve">)。本範例為 </w:t>
+      </w:r>
+      <w:r>
+        <w:rPr>
+          <w:rFonts w:ascii="Consolas" w:cs="Consolas" w:eastAsia="Consolas" w:hAnsi="Consolas"/>
+          <w:sz w:val="19"/>
+          <w:szCs w:val="19"/>
+        </w:rPr>
+        <w:t xml:space="preserve">example-literature-review-deliverable.bib</w:t>
+      </w:r>
+      <w:r>
+        <w:t xml:space="preserve"> 與 </w:t>
+      </w:r>
+      <w:r>
+        <w:rPr>
+          <w:rFonts w:ascii="Consolas" w:cs="Consolas" w:eastAsia="Consolas" w:hAnsi="Consolas"/>
+          <w:sz w:val="19"/>
+          <w:szCs w:val="19"/>
+        </w:rPr>
+        <w:t xml:space="preserve">example-literature-review-deliverable.gaps.yml</w:t>
+      </w:r>
+      <w:r>
+        <w:t xml:space="preserve">。</w:t>
       </w:r>
     </w:p>
     <w:p>

--- a/docs/example-literature-review-deliverable.zh-TW.docx
+++ b/docs/example-literature-review-deliverable.zh-TW.docx
@@ -109,7 +109,7 @@
         <w:spacing w:after="80" w:before="80"/>
       </w:pPr>
       <w:r>
-        <w:t xml:space="preserve">這是 research-hub 管線(</w:t>
+        <w:t xml:space="preserve">這是 research-hub 文獻管線(</w:t>
       </w:r>
       <w:r>
         <w:rPr>
@@ -142,18 +142,7 @@
         <w:t xml:space="preserve">research-design-helper</w:t>
       </w:r>
       <w:r>
-        <w:t xml:space="preserve"> → </w:t>
-      </w:r>
-      <w:r>
-        <w:rPr>
-          <w:rFonts w:ascii="Consolas" w:cs="Consolas" w:eastAsia="Consolas" w:hAnsi="Consolas"/>
-          <w:sz w:val="19"/>
-          <w:szCs w:val="19"/>
-        </w:rPr>
-        <w:t xml:space="preserve">paper-memory-builder</w:t>
-      </w:r>
-      <w:r>
-        <w:t xml:space="preserve">)的端到端整合輸出 —— 這些 skill 加總起來會得到的那一份文件。</w:t>
+        <w:t xml:space="preserve">)的端到端整合輸出 —— 這些 skill 加總起來會得到的 那一份文件。</w:t>
       </w:r>
     </w:p>
     <w:p>
@@ -724,21 +713,6 @@
                 <w:szCs w:val="19"/>
               </w:rPr>
               <w:t xml:space="preserve">research-design-helper</w:t>
-            </w:r>
-            <w:r>
-              <w:rPr>
-                <w:sz w:val="19"/>
-                <w:szCs w:val="19"/>
-              </w:rPr>
-              <w:t xml:space="preserve"> → </w:t>
-            </w:r>
-            <w:r>
-              <w:rPr>
-                <w:rFonts w:ascii="Consolas" w:cs="Consolas" w:eastAsia="Consolas" w:hAnsi="Consolas"/>
-                <w:sz w:val="19"/>
-                <w:szCs w:val="19"/>
-              </w:rPr>
-              <w:t xml:space="preserve">paper-memory-builder</w:t>
             </w:r>
           </w:p>
         </w:tc>
@@ -4742,7 +4716,7 @@
         <w:t xml:space="preserve">產出者:</w:t>
       </w:r>
       <w:r>
-        <w:t xml:space="preserve"> research-hub skill 管線 —— </w:t>
+        <w:t xml:space="preserve"> research-hub 文獻管線 —— </w:t>
       </w:r>
       <w:r>
         <w:rPr>
@@ -4775,7 +4749,7 @@
         <w:t xml:space="preserve">research-design-helper</w:t>
       </w:r>
       <w:r>
-        <w:t xml:space="preserve">(§5–§7) → </w:t>
+        <w:t xml:space="preserve">(§5–§7)。 真實交付品會一併保存原始搜尋輸出。</w:t>
       </w:r>
       <w:r>
         <w:rPr>
@@ -4786,7 +4760,7 @@
         <w:t xml:space="preserve">paper-memory-builder</w:t>
       </w:r>
       <w:r>
-        <w:t xml:space="preserve">(</w:t>
+        <w:t xml:space="preserve"> 不是文獻回顧 步驟 —— 它在使用者自己的手稿草稿上執行;§5 的 </w:t>
       </w:r>
       <w:r>
         <w:rPr>
@@ -4797,7 +4771,7 @@
         <w:t xml:space="preserve">.paper/claims.yml</w:t>
       </w:r>
       <w:r>
-        <w:t xml:space="preserve"> 串接)。真實交付品會一併 保存原始搜尋輸出。</w:t>
+        <w:t xml:space="preserve"> claim ID 來自那份草稿,而非語料。</w:t>
       </w:r>
     </w:p>
     <w:p>
